--- a/hin/docx/46.content.docx
+++ b/hin/docx/46.content.docx
@@ -19,7 +19,7 @@
         <w:rPr>
           <w:lang w:val="hi_IN" w:bidi="hi_IN"/>
         </w:rPr>
-        <w:t>Resource: अध्ययन नोट्स - पुस्तक परिचय (टिंडेल)</w:t>
+        <w:t>Resource: Tyndale Open Study Notes</w:t>
       </w:r>
       <w:r>
         <w:rPr>
@@ -112,7 +112,7 @@
         <w:rPr>
           <w:lang w:val="hi_IN" w:bidi="hi_IN"/>
         </w:rPr>
-        <w:t>अध्ययन नोट्स - पुस्तक परिचय (टिंडेल)</w:t>
+        <w:t>Tyndale Open Study Notes</w:t>
       </w:r>
     </w:p>
     <w:p>

--- a/hin/docx/46.content.docx
+++ b/hin/docx/46.content.docx
@@ -19,7 +19,7 @@
         <w:rPr>
           <w:lang w:val="hi_IN" w:bidi="hi_IN"/>
         </w:rPr>
-        <w:t>Resource: Tyndale Open Study Notes</w:t>
+        <w:t>Resource: Aquifer Open Study Notes (Book Intros)</w:t>
       </w:r>
       <w:r>
         <w:rPr>
@@ -112,7 +112,7 @@
         <w:rPr>
           <w:lang w:val="hi_IN" w:bidi="hi_IN"/>
         </w:rPr>
-        <w:t>Tyndale Open Study Notes</w:t>
+        <w:t>Aquifer Open Study Notes (Book Intros)</w:t>
       </w:r>
     </w:p>
     <w:p>

--- a/hin/docx/46.content.docx
+++ b/hin/docx/46.content.docx
@@ -270,36 +270,24 @@
         </w:rPr>
         <w:t xml:space="preserve">, कुरिन्थुस को एक बंदरगाह शहर के रूप में कुख्याति मिली और वह वेश्यावृत्ति और अन्य बुराइयों के लिए व्यापक रूप से जाना जाने लगा। यहाँ तक कि यूनानी में एक क्रिया भी थी (कोरिंथियाज़ोमाय, "कुरिन्थियों की तरह काम करना") जो यौन अनैतिकता को संदर्भित करती थी। यह आश्चर्य की बात नहीं है कि इनमें से कुछ समस्याएँ इस युवा कलीसिया में भी आ गईं ( </w:t>
       </w:r>
-      <w:hyperlink r:id="rId13">
-        <w:r>
-          <w:rPr>
-            <w:lang w:val="hi_IN" w:bidi="hi_IN"/>
-          </w:rPr>
-          <w:rPr>
-            <w:color w:val="0000EE"/>
-            <w:u w:val="single"/>
-          </w:rPr>
-          <w:t>5:1–13</w:t>
-        </w:r>
-      </w:hyperlink>
+      <w:r>
+        <w:rPr>
+          <w:lang w:val="hi_IN" w:bidi="hi_IN"/>
+        </w:rPr>
+        <w:t>5:1–13</w:t>
+      </w:r>
       <w:r>
         <w:rPr>
           <w:lang w:val="hi_IN" w:bidi="hi_IN"/>
         </w:rPr>
         <w:t xml:space="preserve">; </w:t>
       </w:r>
-      <w:hyperlink r:id="rId14">
-        <w:r>
-          <w:rPr>
-            <w:lang w:val="hi_IN" w:bidi="hi_IN"/>
-          </w:rPr>
-          <w:rPr>
-            <w:color w:val="0000EE"/>
-            <w:u w:val="single"/>
-          </w:rPr>
-          <w:t>6:12–20</w:t>
-        </w:r>
-      </w:hyperlink>
+      <w:r>
+        <w:rPr>
+          <w:lang w:val="hi_IN" w:bidi="hi_IN"/>
+        </w:rPr>
+        <w:t>6:12–20</w:t>
+      </w:r>
       <w:r>
         <w:rPr>
           <w:lang w:val="hi_IN" w:bidi="hi_IN"/>
@@ -320,36 +308,24 @@
         </w:rPr>
         <w:t>पुराना कुरिन्थुस 146 ईसा पूर्व में रोमियों द्वारा जीता और नष्ट कर दिया गया था। इसे एक सदी बाद एक रोमी उपनिवेश के रूप में पुनर्निर्मित किया गया और बड़े हिस्से में पूर्व रोमी दासों द्वारा बसाया गया। पौलुस की यात्रा के समय तक, यह एक महानगरीय शहर था, जिसमें रोमी, यूनानी, यहूदी और भूमध्य सागर के अन्य जातीय समूहों के लोग थे, साथ ही शहर से गुजरने वाले अंतरराष्ट्रीय आगंतुक भी थे। परिणामस्वरूप, युवा कलीसिया के सदस्य बहुजातीय थे, जो संभवतः उन तनावों का एक कारण था जिनका उन्होंने अनुभव किया (</w:t>
       </w:r>
-      <w:hyperlink r:id="rId15">
-        <w:r>
-          <w:rPr>
-            <w:lang w:val="hi_IN" w:bidi="hi_IN"/>
-          </w:rPr>
-          <w:rPr>
-            <w:color w:val="0000EE"/>
-            <w:u w:val="single"/>
-          </w:rPr>
-          <w:t>1:10–12</w:t>
-        </w:r>
-      </w:hyperlink>
+      <w:r>
+        <w:rPr>
+          <w:lang w:val="hi_IN" w:bidi="hi_IN"/>
+        </w:rPr>
+        <w:t>1:10–12</w:t>
+      </w:r>
       <w:r>
         <w:rPr>
           <w:lang w:val="hi_IN" w:bidi="hi_IN"/>
         </w:rPr>
         <w:t xml:space="preserve">; </w:t>
       </w:r>
-      <w:hyperlink r:id="rId16">
-        <w:r>
-          <w:rPr>
-            <w:lang w:val="hi_IN" w:bidi="hi_IN"/>
-          </w:rPr>
-          <w:rPr>
-            <w:color w:val="0000EE"/>
-            <w:u w:val="single"/>
-          </w:rPr>
-          <w:t>3:1–4</w:t>
-        </w:r>
-      </w:hyperlink>
+      <w:r>
+        <w:rPr>
+          <w:lang w:val="hi_IN" w:bidi="hi_IN"/>
+        </w:rPr>
+        <w:t>3:1–4</w:t>
+      </w:r>
       <w:r>
         <w:rPr>
           <w:lang w:val="hi_IN" w:bidi="hi_IN"/>
@@ -370,18 +346,12 @@
         </w:rPr>
         <w:t xml:space="preserve">पौलुस पहली बार उत्तरी प्रांत मकिदुनिया और एथेंस में कार्य के बाद अपनी दूसरी सुसमाचार की यात्रा (लगभग 50 ई.) के दौरान शहर में पहुंचे थे। यह महसूस करते हुए कि यह शहर उनके सुसमाचार प्रचार प्रयासों के लिए रणनीतिक था, वह अठारह महीने तक कुरिन्थुस में रहे (ईस्वी सन 50–52; देखें </w:t>
       </w:r>
-      <w:hyperlink r:id="rId17">
-        <w:r>
-          <w:rPr>
-            <w:lang w:val="hi_IN" w:bidi="hi_IN"/>
-          </w:rPr>
-          <w:rPr>
-            <w:color w:val="0000EE"/>
-            <w:u w:val="single"/>
-          </w:rPr>
-          <w:t>प्रेरि 18:1–17</w:t>
-        </w:r>
-      </w:hyperlink>
+      <w:r>
+        <w:rPr>
+          <w:lang w:val="hi_IN" w:bidi="hi_IN"/>
+        </w:rPr>
+        <w:t>प्रेरि 18:1–17</w:t>
+      </w:r>
       <w:r>
         <w:rPr>
           <w:lang w:val="hi_IN" w:bidi="hi_IN"/>
@@ -445,18 +415,12 @@
         </w:rPr>
         <w:t>सुसमाचार प्रचार के लिए पौलुस के गैर-बौद्धिक दृष्टिकोण की आलोचना (</w:t>
       </w:r>
-      <w:hyperlink r:id="rId18">
-        <w:r>
-          <w:rPr>
-            <w:lang w:val="hi_IN" w:bidi="hi_IN"/>
-          </w:rPr>
-          <w:rPr>
-            <w:color w:val="0000EE"/>
-            <w:u w:val="single"/>
-          </w:rPr>
-          <w:t>1:1–4:21</w:t>
-        </w:r>
-      </w:hyperlink>
+      <w:r>
+        <w:rPr>
+          <w:lang w:val="hi_IN" w:bidi="hi_IN"/>
+        </w:rPr>
+        <w:t>1:1–4:21</w:t>
+      </w:r>
       <w:r>
         <w:rPr>
           <w:lang w:val="hi_IN" w:bidi="hi_IN"/>
@@ -481,18 +445,12 @@
         </w:rPr>
         <w:t>कलीसिया में यौन अनैतिकता का एक स्पष्ट मामला (</w:t>
       </w:r>
-      <w:hyperlink r:id="rId13">
-        <w:r>
-          <w:rPr>
-            <w:lang w:val="hi_IN" w:bidi="hi_IN"/>
-          </w:rPr>
-          <w:rPr>
-            <w:color w:val="0000EE"/>
-            <w:u w:val="single"/>
-          </w:rPr>
-          <w:t>5:1–13</w:t>
-        </w:r>
-      </w:hyperlink>
+      <w:r>
+        <w:rPr>
+          <w:lang w:val="hi_IN" w:bidi="hi_IN"/>
+        </w:rPr>
+        <w:t>5:1–13</w:t>
+      </w:r>
       <w:r>
         <w:rPr>
           <w:lang w:val="hi_IN" w:bidi="hi_IN"/>
@@ -517,18 +475,12 @@
         </w:rPr>
         <w:t>साथी विश्वासियों को अन्यजाति न्यायाधीशों के समक्ष न्यायालय में ले जाने की प्रथा (</w:t>
       </w:r>
-      <w:hyperlink r:id="rId19">
-        <w:r>
-          <w:rPr>
-            <w:lang w:val="hi_IN" w:bidi="hi_IN"/>
-          </w:rPr>
-          <w:rPr>
-            <w:color w:val="0000EE"/>
-            <w:u w:val="single"/>
-          </w:rPr>
-          <w:t>6:1–20</w:t>
-        </w:r>
-      </w:hyperlink>
+      <w:r>
+        <w:rPr>
+          <w:lang w:val="hi_IN" w:bidi="hi_IN"/>
+        </w:rPr>
+        <w:t>6:1–20</w:t>
+      </w:r>
       <w:r>
         <w:rPr>
           <w:lang w:val="hi_IN" w:bidi="hi_IN"/>
@@ -553,18 +505,12 @@
         </w:rPr>
         <w:t>यौन अनैतिकता की समस्याएँ (</w:t>
       </w:r>
-      <w:hyperlink r:id="rId19">
-        <w:r>
-          <w:rPr>
-            <w:lang w:val="hi_IN" w:bidi="hi_IN"/>
-          </w:rPr>
-          <w:rPr>
-            <w:color w:val="0000EE"/>
-            <w:u w:val="single"/>
-          </w:rPr>
-          <w:t>6:1–20</w:t>
-        </w:r>
-      </w:hyperlink>
+      <w:r>
+        <w:rPr>
+          <w:lang w:val="hi_IN" w:bidi="hi_IN"/>
+        </w:rPr>
+        <w:t>6:1–20</w:t>
+      </w:r>
       <w:r>
         <w:rPr>
           <w:lang w:val="hi_IN" w:bidi="hi_IN"/>
@@ -589,18 +535,12 @@
         </w:rPr>
         <w:t>विवाह, तलाक, और अविवाहित रहने के विषय में प्रश्न (</w:t>
       </w:r>
-      <w:hyperlink r:id="rId20">
-        <w:r>
-          <w:rPr>
-            <w:lang w:val="hi_IN" w:bidi="hi_IN"/>
-          </w:rPr>
-          <w:rPr>
-            <w:color w:val="0000EE"/>
-            <w:u w:val="single"/>
-          </w:rPr>
-          <w:t>7:1–40</w:t>
-        </w:r>
-      </w:hyperlink>
+      <w:r>
+        <w:rPr>
+          <w:lang w:val="hi_IN" w:bidi="hi_IN"/>
+        </w:rPr>
+        <w:t>7:1–40</w:t>
+      </w:r>
       <w:r>
         <w:rPr>
           <w:lang w:val="hi_IN" w:bidi="hi_IN"/>
@@ -625,18 +565,12 @@
         </w:rPr>
         <w:t>यह प्रश्न कि क्या विश्वासियों को अन्यजातियों के देवताओं के लिए बलिदान किए गए मांस को खाने की अनुमति है (</w:t>
       </w:r>
-      <w:hyperlink r:id="rId21">
-        <w:r>
-          <w:rPr>
-            <w:lang w:val="hi_IN" w:bidi="hi_IN"/>
-          </w:rPr>
-          <w:rPr>
-            <w:color w:val="0000EE"/>
-            <w:u w:val="single"/>
-          </w:rPr>
-          <w:t>8:1–10:33</w:t>
-        </w:r>
-      </w:hyperlink>
+      <w:r>
+        <w:rPr>
+          <w:lang w:val="hi_IN" w:bidi="hi_IN"/>
+        </w:rPr>
+        <w:t>8:1–10:33</w:t>
+      </w:r>
       <w:r>
         <w:rPr>
           <w:lang w:val="hi_IN" w:bidi="hi_IN"/>
@@ -661,18 +595,12 @@
         </w:rPr>
         <w:t>सार्वजनिक रूप से सेवा करने वाली महिलाओं के लिए उचित पहिरावे का प्रश्न (</w:t>
       </w:r>
-      <w:hyperlink r:id="rId22">
-        <w:r>
-          <w:rPr>
-            <w:lang w:val="hi_IN" w:bidi="hi_IN"/>
-          </w:rPr>
-          <w:rPr>
-            <w:color w:val="0000EE"/>
-            <w:u w:val="single"/>
-          </w:rPr>
-          <w:t>11:1–34</w:t>
-        </w:r>
-      </w:hyperlink>
+      <w:r>
+        <w:rPr>
+          <w:lang w:val="hi_IN" w:bidi="hi_IN"/>
+        </w:rPr>
+        <w:t>11:1–34</w:t>
+      </w:r>
       <w:r>
         <w:rPr>
           <w:lang w:val="hi_IN" w:bidi="hi_IN"/>
@@ -697,18 +625,12 @@
         </w:rPr>
         <w:t>प्रभु के भोज को प्राप्त करने में अनादरपूर्ण और अपमानजनक व्यवहार (</w:t>
       </w:r>
-      <w:hyperlink r:id="rId22">
-        <w:r>
-          <w:rPr>
-            <w:lang w:val="hi_IN" w:bidi="hi_IN"/>
-          </w:rPr>
-          <w:rPr>
-            <w:color w:val="0000EE"/>
-            <w:u w:val="single"/>
-          </w:rPr>
-          <w:t>11:1–34</w:t>
-        </w:r>
-      </w:hyperlink>
+      <w:r>
+        <w:rPr>
+          <w:lang w:val="hi_IN" w:bidi="hi_IN"/>
+        </w:rPr>
+        <w:t>11:1–34</w:t>
+      </w:r>
       <w:r>
         <w:rPr>
           <w:lang w:val="hi_IN" w:bidi="hi_IN"/>
@@ -733,18 +655,12 @@
         </w:rPr>
         <w:t>आत्मिक वरदानों और उनके अभ्यास पर विकृत दृष्टिकोण (</w:t>
       </w:r>
-      <w:hyperlink r:id="rId23">
-        <w:r>
-          <w:rPr>
-            <w:lang w:val="hi_IN" w:bidi="hi_IN"/>
-          </w:rPr>
-          <w:rPr>
-            <w:color w:val="0000EE"/>
-            <w:u w:val="single"/>
-          </w:rPr>
-          <w:t>12:1–14:40</w:t>
-        </w:r>
-      </w:hyperlink>
+      <w:r>
+        <w:rPr>
+          <w:lang w:val="hi_IN" w:bidi="hi_IN"/>
+        </w:rPr>
+        <w:t>12:1–14:40</w:t>
+      </w:r>
       <w:r>
         <w:rPr>
           <w:lang w:val="hi_IN" w:bidi="hi_IN"/>
@@ -769,18 +685,12 @@
         </w:rPr>
         <w:t>मृतकों के भविष्य के पुनरुत्थान के बारे में संदेह (</w:t>
       </w:r>
-      <w:hyperlink r:id="rId24">
-        <w:r>
-          <w:rPr>
-            <w:lang w:val="hi_IN" w:bidi="hi_IN"/>
-          </w:rPr>
-          <w:rPr>
-            <w:color w:val="0000EE"/>
-            <w:u w:val="single"/>
-          </w:rPr>
-          <w:t>15:1–58</w:t>
-        </w:r>
-      </w:hyperlink>
+      <w:r>
+        <w:rPr>
+          <w:lang w:val="hi_IN" w:bidi="hi_IN"/>
+        </w:rPr>
+        <w:t>15:1–58</w:t>
+      </w:r>
       <w:r>
         <w:rPr>
           <w:lang w:val="hi_IN" w:bidi="hi_IN"/>
@@ -812,36 +722,24 @@
         </w:rPr>
         <w:t xml:space="preserve">1 कुरिन्थियों के लेखक के रूप में पौलुस को व्यापक रूप से स्वीकार किया जाता है। हालांकि, कुछ लोग </w:t>
       </w:r>
-      <w:hyperlink r:id="rId25">
-        <w:r>
-          <w:rPr>
-            <w:lang w:val="hi_IN" w:bidi="hi_IN"/>
-          </w:rPr>
-          <w:rPr>
-            <w:color w:val="0000EE"/>
-            <w:u w:val="single"/>
-          </w:rPr>
-          <w:t>14:34–35</w:t>
-        </w:r>
-      </w:hyperlink>
+      <w:r>
+        <w:rPr>
+          <w:lang w:val="hi_IN" w:bidi="hi_IN"/>
+        </w:rPr>
+        <w:t>14:34–35</w:t>
+      </w:r>
       <w:r>
         <w:rPr>
           <w:lang w:val="hi_IN" w:bidi="hi_IN"/>
         </w:rPr>
         <w:t xml:space="preserve"> की प्रामाणिकता पर सवाल उठाते हैं (वहां अध्ययन टिप्पणी देखें)। प्राचीन संसार की सामान्य प्रथा के अनुसार, पौलुस ने पत्र के वास्तविक लेखन के लिए एक लिपिकार (लेखक) का उपयोग किया (देखें </w:t>
       </w:r>
-      <w:hyperlink r:id="rId26">
-        <w:r>
-          <w:rPr>
-            <w:lang w:val="hi_IN" w:bidi="hi_IN"/>
-          </w:rPr>
-          <w:rPr>
-            <w:color w:val="0000EE"/>
-            <w:u w:val="single"/>
-          </w:rPr>
-          <w:t>16:21</w:t>
-        </w:r>
-      </w:hyperlink>
+      <w:r>
+        <w:rPr>
+          <w:lang w:val="hi_IN" w:bidi="hi_IN"/>
+        </w:rPr>
+        <w:t>16:21</w:t>
+      </w:r>
       <w:r>
         <w:rPr>
           <w:lang w:val="hi_IN" w:bidi="hi_IN"/>
@@ -873,90 +771,60 @@
         </w:rPr>
         <w:t xml:space="preserve">यह पत्र कुरिन्थुस कलीसिया को पौलुस की तीसरी मिशनरी यात्रा के दौरान लिखा गया था, जब वे इफिसुस में दो से तीन साल तक रहे थे (लगभग ईस्वी 53–56; देखें </w:t>
       </w:r>
-      <w:hyperlink r:id="rId27">
-        <w:r>
-          <w:rPr>
-            <w:lang w:val="hi_IN" w:bidi="hi_IN"/>
-          </w:rPr>
-          <w:rPr>
-            <w:color w:val="0000EE"/>
-            <w:u w:val="single"/>
-          </w:rPr>
-          <w:t>प्रेरि 19:1–41</w:t>
-        </w:r>
-      </w:hyperlink>
+      <w:r>
+        <w:rPr>
+          <w:lang w:val="hi_IN" w:bidi="hi_IN"/>
+        </w:rPr>
+        <w:t>प्रेरि 19:1–41</w:t>
+      </w:r>
       <w:r>
         <w:rPr>
           <w:lang w:val="hi_IN" w:bidi="hi_IN"/>
         </w:rPr>
         <w:t xml:space="preserve">)। पौलुस ने कुरिन्थुस की कलीसिया को पहले भी एक पत्र लिखा था (देखें </w:t>
       </w:r>
-      <w:hyperlink r:id="rId28">
-        <w:r>
-          <w:rPr>
-            <w:lang w:val="hi_IN" w:bidi="hi_IN"/>
-          </w:rPr>
-          <w:rPr>
-            <w:color w:val="0000EE"/>
-            <w:u w:val="single"/>
-          </w:rPr>
-          <w:t>1 कुरि 5:9</w:t>
-        </w:r>
-      </w:hyperlink>
+      <w:r>
+        <w:rPr>
+          <w:lang w:val="hi_IN" w:bidi="hi_IN"/>
+        </w:rPr>
+        <w:t>1 कुरि 5:9</w:t>
+      </w:r>
       <w:r>
         <w:rPr>
           <w:lang w:val="hi_IN" w:bidi="hi_IN"/>
         </w:rPr>
         <w:t xml:space="preserve">), और कुरिन्थियों ने उन्हें कई मुद्दों पर सलाह मांगते हुए उत्तर दिया था (देखें, उदाहरण के लिए, </w:t>
       </w:r>
-      <w:hyperlink r:id="rId29">
-        <w:r>
-          <w:rPr>
-            <w:lang w:val="hi_IN" w:bidi="hi_IN"/>
-          </w:rPr>
-          <w:rPr>
-            <w:color w:val="0000EE"/>
-            <w:u w:val="single"/>
-          </w:rPr>
-          <w:t>7:1</w:t>
-        </w:r>
-      </w:hyperlink>
+      <w:r>
+        <w:rPr>
+          <w:lang w:val="hi_IN" w:bidi="hi_IN"/>
+        </w:rPr>
+        <w:t>7:1</w:t>
+      </w:r>
       <w:r>
         <w:rPr>
           <w:lang w:val="hi_IN" w:bidi="hi_IN"/>
         </w:rPr>
         <w:t xml:space="preserve">)। उन्हें कुरिन्थुस की जानकारी और आगंतुक भी मिले थे (देखें </w:t>
       </w:r>
-      <w:hyperlink r:id="rId30">
-        <w:r>
-          <w:rPr>
-            <w:lang w:val="hi_IN" w:bidi="hi_IN"/>
-          </w:rPr>
-          <w:rPr>
-            <w:color w:val="0000EE"/>
-            <w:u w:val="single"/>
-          </w:rPr>
-          <w:t>1:11</w:t>
-        </w:r>
-      </w:hyperlink>
+      <w:r>
+        <w:rPr>
+          <w:lang w:val="hi_IN" w:bidi="hi_IN"/>
+        </w:rPr>
+        <w:t>1:11</w:t>
+      </w:r>
       <w:r>
         <w:rPr>
           <w:lang w:val="hi_IN" w:bidi="hi_IN"/>
         </w:rPr>
         <w:t xml:space="preserve">; </w:t>
       </w:r>
-      <w:hyperlink r:id="rId31">
-        <w:r>
-          <w:rPr>
-            <w:lang w:val="hi_IN" w:bidi="hi_IN"/>
-          </w:rPr>
-          <w:rPr>
-            <w:color w:val="0000EE"/>
-            <w:u w:val="single"/>
-          </w:rPr>
-          <w:t>16:15–17</w:t>
-        </w:r>
-      </w:hyperlink>
+      <w:r>
+        <w:rPr>
+          <w:lang w:val="hi_IN" w:bidi="hi_IN"/>
+        </w:rPr>
+        <w:t>16:15–17</w:t>
+      </w:r>
       <w:r>
         <w:rPr>
           <w:lang w:val="hi_IN" w:bidi="hi_IN"/>
@@ -975,18 +843,12 @@
         </w:rPr>
         <w:t xml:space="preserve"> द्वारा कुरिन्थुस लौटते समय पहुंचाया गया होगा (देखें </w:t>
       </w:r>
-      <w:hyperlink r:id="rId31">
-        <w:r>
-          <w:rPr>
-            <w:lang w:val="hi_IN" w:bidi="hi_IN"/>
-          </w:rPr>
-          <w:rPr>
-            <w:color w:val="0000EE"/>
-            <w:u w:val="single"/>
-          </w:rPr>
-          <w:t>16:15–17</w:t>
-        </w:r>
-      </w:hyperlink>
+      <w:r>
+        <w:rPr>
+          <w:lang w:val="hi_IN" w:bidi="hi_IN"/>
+        </w:rPr>
+        <w:t>16:15–17</w:t>
+      </w:r>
       <w:r>
         <w:rPr>
           <w:lang w:val="hi_IN" w:bidi="hi_IN"/>
@@ -1007,36 +869,24 @@
         </w:rPr>
         <w:t xml:space="preserve">कुछ समस्याएँ स्पष्ट रूप से अनसुलझी रहीं, जिसके परिणामस्वरूप बाद में कुरिन्थुस की व्यक्तिगत यात्रा हुई और एक कठोर शब्दों वाला पत्र लिखा गया जो हमारे पास नहीं है। पौलुस ने भावनात्मक रूप से भरे पत्र में इनका उल्लेख किया है जिसे हम 2 कुरिन्थियों के रूप में जानते हैं, जो इफिसुस छोड़ने के तुरंत बाद मकिदुनिया से लिखा गया था, कलीसिया में एक और यात्रा की प्रत्याशा में (देखें </w:t>
       </w:r>
-      <w:hyperlink r:id="rId32">
-        <w:r>
-          <w:rPr>
-            <w:lang w:val="hi_IN" w:bidi="hi_IN"/>
-          </w:rPr>
-          <w:rPr>
-            <w:color w:val="0000EE"/>
-            <w:u w:val="single"/>
-          </w:rPr>
-          <w:t>2 कुरि 2:1–11</w:t>
-        </w:r>
-      </w:hyperlink>
+      <w:r>
+        <w:rPr>
+          <w:lang w:val="hi_IN" w:bidi="hi_IN"/>
+        </w:rPr>
+        <w:t>2 कुरि 2:1–11</w:t>
+      </w:r>
       <w:r>
         <w:rPr>
           <w:lang w:val="hi_IN" w:bidi="hi_IN"/>
         </w:rPr>
         <w:t xml:space="preserve">; </w:t>
       </w:r>
-      <w:hyperlink r:id="rId33">
-        <w:r>
-          <w:rPr>
-            <w:lang w:val="hi_IN" w:bidi="hi_IN"/>
-          </w:rPr>
-          <w:rPr>
-            <w:color w:val="0000EE"/>
-            <w:u w:val="single"/>
-          </w:rPr>
-          <w:t>7:8–10</w:t>
-        </w:r>
-      </w:hyperlink>
+      <w:r>
+        <w:rPr>
+          <w:lang w:val="hi_IN" w:bidi="hi_IN"/>
+        </w:rPr>
+        <w:t>7:8–10</w:t>
+      </w:r>
       <w:r>
         <w:rPr>
           <w:lang w:val="hi_IN" w:bidi="hi_IN"/>
@@ -1108,36 +958,24 @@
         </w:rPr>
         <w:t>तो, उदाहरण के लिए, जब पौलुस यौन नैतिकता के मुद्दों को संबोधित करते हैं (</w:t>
       </w:r>
-      <w:hyperlink r:id="rId34">
-        <w:r>
-          <w:rPr>
-            <w:lang w:val="hi_IN" w:bidi="hi_IN"/>
-          </w:rPr>
-          <w:rPr>
-            <w:color w:val="0000EE"/>
-            <w:u w:val="single"/>
-          </w:rPr>
-          <w:t>5:1–6:20</w:t>
-        </w:r>
-      </w:hyperlink>
+      <w:r>
+        <w:rPr>
+          <w:lang w:val="hi_IN" w:bidi="hi_IN"/>
+        </w:rPr>
+        <w:t>5:1–6:20</w:t>
+      </w:r>
       <w:r>
         <w:rPr>
           <w:lang w:val="hi_IN" w:bidi="hi_IN"/>
         </w:rPr>
         <w:t>), तो वह कलीसिया को याद दिलाते हैं कि विश्वासियों को मसीह के बलिदान द्वारा नया बनाया गया है और उन्हें उसी के अनुसार जीना चाहिए। विश्वासयोग्य होने के लिए उनका आग्रह यह नहीं है कि उन्हें मूसा की व्यवस्था का पालन करना चाहिए, बल्कि यह है कि उन्हें समझना चाहिए कि मसीह के साथ एक होने और पवित्र आत्मा का निवासस्थान बनने का क्या अर्थ है (</w:t>
       </w:r>
-      <w:hyperlink r:id="rId35">
-        <w:r>
-          <w:rPr>
-            <w:lang w:val="hi_IN" w:bidi="hi_IN"/>
-          </w:rPr>
-          <w:rPr>
-            <w:color w:val="0000EE"/>
-            <w:u w:val="single"/>
-          </w:rPr>
-          <w:t>6:15–20</w:t>
-        </w:r>
-      </w:hyperlink>
+      <w:r>
+        <w:rPr>
+          <w:lang w:val="hi_IN" w:bidi="hi_IN"/>
+        </w:rPr>
+        <w:t>6:15–20</w:t>
+      </w:r>
       <w:r>
         <w:rPr>
           <w:lang w:val="hi_IN" w:bidi="hi_IN"/>
@@ -1158,18 +996,12 @@
         </w:rPr>
         <w:t>जब पौलुस विश्वासियों को एक दूसरे को अन्यजाति कानूनी अदालतों में ले जाने से हतोत्साहित करता है (</w:t>
       </w:r>
-      <w:hyperlink r:id="rId36">
-        <w:r>
-          <w:rPr>
-            <w:lang w:val="hi_IN" w:bidi="hi_IN"/>
-          </w:rPr>
-          <w:rPr>
-            <w:color w:val="0000EE"/>
-            <w:u w:val="single"/>
-          </w:rPr>
-          <w:t>6:1–8</w:t>
-        </w:r>
-      </w:hyperlink>
+      <w:r>
+        <w:rPr>
+          <w:lang w:val="hi_IN" w:bidi="hi_IN"/>
+        </w:rPr>
+        <w:t>6:1–8</w:t>
+      </w:r>
       <w:r>
         <w:rPr>
           <w:lang w:val="hi_IN" w:bidi="hi_IN"/>
@@ -1190,18 +1022,12 @@
         </w:rPr>
         <w:t>जब पौलुस विवाह के बारे में सलाह देता है (</w:t>
       </w:r>
-      <w:hyperlink r:id="rId20">
-        <w:r>
-          <w:rPr>
-            <w:lang w:val="hi_IN" w:bidi="hi_IN"/>
-          </w:rPr>
-          <w:rPr>
-            <w:color w:val="0000EE"/>
-            <w:u w:val="single"/>
-          </w:rPr>
-          <w:t>7:1–40</w:t>
-        </w:r>
-      </w:hyperlink>
+      <w:r>
+        <w:rPr>
+          <w:lang w:val="hi_IN" w:bidi="hi_IN"/>
+        </w:rPr>
+        <w:t>7:1–40</w:t>
+      </w:r>
       <w:r>
         <w:rPr>
           <w:lang w:val="hi_IN" w:bidi="hi_IN"/>
@@ -1222,36 +1048,24 @@
         </w:rPr>
         <w:t>जब वे विश्वासियों की स्वतंत्रता के संदर्भ में अन्यजाति देवताओं को अर्पित मांस खाने के बारे में बात करते हैं (</w:t>
       </w:r>
-      <w:hyperlink r:id="rId37">
-        <w:r>
-          <w:rPr>
-            <w:lang w:val="hi_IN" w:bidi="hi_IN"/>
-          </w:rPr>
-          <w:rPr>
-            <w:color w:val="0000EE"/>
-            <w:u w:val="single"/>
-          </w:rPr>
-          <w:t>8:1–13</w:t>
-        </w:r>
-      </w:hyperlink>
+      <w:r>
+        <w:rPr>
+          <w:lang w:val="hi_IN" w:bidi="hi_IN"/>
+        </w:rPr>
+        <w:t>8:1–13</w:t>
+      </w:r>
       <w:r>
         <w:rPr>
           <w:lang w:val="hi_IN" w:bidi="hi_IN"/>
         </w:rPr>
         <w:t xml:space="preserve">; </w:t>
       </w:r>
-      <w:hyperlink r:id="rId38">
-        <w:r>
-          <w:rPr>
-            <w:lang w:val="hi_IN" w:bidi="hi_IN"/>
-          </w:rPr>
-          <w:rPr>
-            <w:color w:val="0000EE"/>
-            <w:u w:val="single"/>
-          </w:rPr>
-          <w:t>10:1–11:1</w:t>
-        </w:r>
-      </w:hyperlink>
+      <w:r>
+        <w:rPr>
+          <w:lang w:val="hi_IN" w:bidi="hi_IN"/>
+        </w:rPr>
+        <w:t>10:1–11:1</w:t>
+      </w:r>
       <w:r>
         <w:rPr>
           <w:lang w:val="hi_IN" w:bidi="hi_IN"/>
@@ -1272,54 +1086,36 @@
         </w:rPr>
         <w:t xml:space="preserve">पौलुस के विचार में, मसीही व्यवहार परमेश्वर की करुणा और अनुग्रह के प्रति आभार की प्रतिक्रिया है, जो मसीह में प्रकट हुआ और शुभ समाचार में व्यक्त किया गया है। विश्वासी के जीवन का मुख्य उद्देश्य परमेश्वर के प्रति भक्ति और दूसरों के प्रति प्रेम को व्यक्त करना है (देखें </w:t>
       </w:r>
-      <w:hyperlink r:id="rId39">
-        <w:r>
-          <w:rPr>
-            <w:lang w:val="hi_IN" w:bidi="hi_IN"/>
-          </w:rPr>
-          <w:rPr>
-            <w:color w:val="0000EE"/>
-            <w:u w:val="single"/>
-          </w:rPr>
-          <w:t>10:31–33</w:t>
-        </w:r>
-      </w:hyperlink>
+      <w:r>
+        <w:rPr>
+          <w:lang w:val="hi_IN" w:bidi="hi_IN"/>
+        </w:rPr>
+        <w:t>10:31–33</w:t>
+      </w:r>
       <w:r>
         <w:rPr>
           <w:lang w:val="hi_IN" w:bidi="hi_IN"/>
         </w:rPr>
         <w:t>)। यह पौलुस का यीशु की दो महान प्रेम आज्ञाओं के समकक्ष है (</w:t>
       </w:r>
-      <w:hyperlink r:id="rId40">
-        <w:r>
-          <w:rPr>
-            <w:lang w:val="hi_IN" w:bidi="hi_IN"/>
-          </w:rPr>
-          <w:rPr>
-            <w:color w:val="0000EE"/>
-            <w:u w:val="single"/>
-          </w:rPr>
-          <w:t>मत्ती 22:36–40</w:t>
-        </w:r>
-      </w:hyperlink>
+      <w:r>
+        <w:rPr>
+          <w:lang w:val="hi_IN" w:bidi="hi_IN"/>
+        </w:rPr>
+        <w:t>मत्ती 22:36–40</w:t>
+      </w:r>
       <w:r>
         <w:rPr>
           <w:lang w:val="hi_IN" w:bidi="hi_IN"/>
         </w:rPr>
         <w:t xml:space="preserve">; </w:t>
       </w:r>
-      <w:hyperlink r:id="rId41">
-        <w:r>
-          <w:rPr>
-            <w:lang w:val="hi_IN" w:bidi="hi_IN"/>
-          </w:rPr>
-          <w:rPr>
-            <w:color w:val="0000EE"/>
-            <w:u w:val="single"/>
-          </w:rPr>
-          <w:t>लूका 10:25–37</w:t>
-        </w:r>
-      </w:hyperlink>
+      <w:r>
+        <w:rPr>
+          <w:lang w:val="hi_IN" w:bidi="hi_IN"/>
+        </w:rPr>
+        <w:t>लूका 10:25–37</w:t>
+      </w:r>
       <w:r>
         <w:rPr>
           <w:lang w:val="hi_IN" w:bidi="hi_IN"/>
@@ -1340,18 +1136,12 @@
         </w:rPr>
         <w:t>पौलुस की सुसमाचार प्रचार की समझ। जब पौलुस को उनके कुछ अपरिष्कृत और गैर-बौद्धिक दृष्टिकोण के लिए आलोचना की जाती है (</w:t>
       </w:r>
-      <w:hyperlink r:id="rId18">
-        <w:r>
-          <w:rPr>
-            <w:lang w:val="hi_IN" w:bidi="hi_IN"/>
-          </w:rPr>
-          <w:rPr>
-            <w:color w:val="0000EE"/>
-            <w:u w:val="single"/>
-          </w:rPr>
-          <w:t>1 कुरि 1:1–4:21</w:t>
-        </w:r>
-      </w:hyperlink>
+      <w:r>
+        <w:rPr>
+          <w:lang w:val="hi_IN" w:bidi="hi_IN"/>
+        </w:rPr>
+        <w:t>1 कुरि 1:1–4:21</w:t>
+      </w:r>
       <w:r>
         <w:rPr>
           <w:lang w:val="hi_IN" w:bidi="hi_IN"/>
@@ -1372,108 +1162,72 @@
         </w:rPr>
         <w:t xml:space="preserve">कलीसिया में एकता और प्रेम। विश्वासियों के बीच एकता इस पत्र में एक महत्वपूर्ण विषय है, क्योंकि पौलुस द्वारा संबोधित किए गए कई मुद्दों ने कलीसिया को विभाजित कर दिया था (देखें </w:t>
       </w:r>
-      <w:hyperlink r:id="rId42">
-        <w:r>
-          <w:rPr>
-            <w:lang w:val="hi_IN" w:bidi="hi_IN"/>
-          </w:rPr>
-          <w:rPr>
-            <w:color w:val="0000EE"/>
-            <w:u w:val="single"/>
-          </w:rPr>
-          <w:t>1:10–4:21</w:t>
-        </w:r>
-      </w:hyperlink>
+      <w:r>
+        <w:rPr>
+          <w:lang w:val="hi_IN" w:bidi="hi_IN"/>
+        </w:rPr>
+        <w:t>1:10–4:21</w:t>
+      </w:r>
       <w:r>
         <w:rPr>
           <w:lang w:val="hi_IN" w:bidi="hi_IN"/>
         </w:rPr>
         <w:t xml:space="preserve">, कलीसिया में गुट; </w:t>
       </w:r>
-      <w:hyperlink r:id="rId43">
-        <w:r>
-          <w:rPr>
-            <w:lang w:val="hi_IN" w:bidi="hi_IN"/>
-          </w:rPr>
-          <w:rPr>
-            <w:color w:val="0000EE"/>
-            <w:u w:val="single"/>
-          </w:rPr>
-          <w:t>6:1–12</w:t>
-        </w:r>
-      </w:hyperlink>
+      <w:r>
+        <w:rPr>
+          <w:lang w:val="hi_IN" w:bidi="hi_IN"/>
+        </w:rPr>
+        <w:t>6:1–12</w:t>
+      </w:r>
       <w:r>
         <w:rPr>
           <w:lang w:val="hi_IN" w:bidi="hi_IN"/>
         </w:rPr>
         <w:t xml:space="preserve">, साथी मसीही के खिलाफ मुकदमे; </w:t>
       </w:r>
-      <w:hyperlink r:id="rId44">
-        <w:r>
-          <w:rPr>
-            <w:lang w:val="hi_IN" w:bidi="hi_IN"/>
-          </w:rPr>
-          <w:rPr>
-            <w:color w:val="0000EE"/>
-            <w:u w:val="single"/>
-          </w:rPr>
-          <w:t>8:1–11:1</w:t>
-        </w:r>
-      </w:hyperlink>
+      <w:r>
+        <w:rPr>
+          <w:lang w:val="hi_IN" w:bidi="hi_IN"/>
+        </w:rPr>
+        <w:t>8:1–11:1</w:t>
+      </w:r>
       <w:r>
         <w:rPr>
           <w:lang w:val="hi_IN" w:bidi="hi_IN"/>
         </w:rPr>
         <w:t xml:space="preserve">, मूर्तियों को अर्पित भोजन पर विभिन्न विचार; </w:t>
       </w:r>
-      <w:hyperlink r:id="rId45">
-        <w:r>
-          <w:rPr>
-            <w:lang w:val="hi_IN" w:bidi="hi_IN"/>
-          </w:rPr>
-          <w:rPr>
-            <w:color w:val="0000EE"/>
-            <w:u w:val="single"/>
-          </w:rPr>
-          <w:t>11:2–16</w:t>
-        </w:r>
-      </w:hyperlink>
+      <w:r>
+        <w:rPr>
+          <w:lang w:val="hi_IN" w:bidi="hi_IN"/>
+        </w:rPr>
+        <w:t>11:2–16</w:t>
+      </w:r>
       <w:r>
         <w:rPr>
           <w:lang w:val="hi_IN" w:bidi="hi_IN"/>
         </w:rPr>
         <w:t xml:space="preserve">, सार्वजनिक रूप से सेवा करने वाली स्त्रीओं के लिए उपयुक्त पोशाक पर विभिन्न विचार; </w:t>
       </w:r>
-      <w:hyperlink r:id="rId46">
-        <w:r>
-          <w:rPr>
-            <w:lang w:val="hi_IN" w:bidi="hi_IN"/>
-          </w:rPr>
-          <w:rPr>
-            <w:color w:val="0000EE"/>
-            <w:u w:val="single"/>
-          </w:rPr>
-          <w:t>11:17–34</w:t>
-        </w:r>
-      </w:hyperlink>
+      <w:r>
+        <w:rPr>
+          <w:lang w:val="hi_IN" w:bidi="hi_IN"/>
+        </w:rPr>
+        <w:t>11:17–34</w:t>
+      </w:r>
       <w:r>
         <w:rPr>
           <w:lang w:val="hi_IN" w:bidi="hi_IN"/>
         </w:rPr>
         <w:t xml:space="preserve">, प्रभु के भोज में समस्याएं)। मसीह के शरीर के साथी सदस्यों के रूप में प्रभु के रूप में मसीह के प्रति एक आम प्रतिबद्धता और परमेश्वर के आत्मा के साझा अनुभव द्वारा एक साथ बंधे हुए, विश्वासियों को एकता में एक साथ रहना है। यह पत्र, जिसमें पौलुस का मसीही प्रेम पर विशेष अध्याय शामिल है (अध्याय </w:t>
       </w:r>
-      <w:hyperlink r:id="rId47">
-        <w:r>
-          <w:rPr>
-            <w:lang w:val="hi_IN" w:bidi="hi_IN"/>
-          </w:rPr>
-          <w:rPr>
-            <w:color w:val="0000EE"/>
-            <w:u w:val="single"/>
-          </w:rPr>
-          <w:t>13</w:t>
-        </w:r>
-      </w:hyperlink>
+      <w:r>
+        <w:rPr>
+          <w:lang w:val="hi_IN" w:bidi="hi_IN"/>
+        </w:rPr>
+        <w:t>13</w:t>
+      </w:r>
       <w:r>
         <w:rPr>
           <w:lang w:val="hi_IN" w:bidi="hi_IN"/>
@@ -1494,36 +1248,24 @@
         </w:rPr>
         <w:t xml:space="preserve">विवाह, तलाक और अविवाहित जीवन। पौलुस विवाह को उच्च दृष्टि से देखते हैं और तलाक का कड़ा विरोध करते हैं। पहली शताब्दी में मसीहियों के लिए कठिन वातावरण और मसीह की निकट वापसी के दृष्टिकोण के मद्देनजर (देखें </w:t>
       </w:r>
-      <w:hyperlink r:id="rId48">
-        <w:r>
-          <w:rPr>
-            <w:lang w:val="hi_IN" w:bidi="hi_IN"/>
-          </w:rPr>
-          <w:rPr>
-            <w:color w:val="0000EE"/>
-            <w:u w:val="single"/>
-          </w:rPr>
-          <w:t>7:25–31</w:t>
-        </w:r>
-      </w:hyperlink>
+      <w:r>
+        <w:rPr>
+          <w:lang w:val="hi_IN" w:bidi="hi_IN"/>
+        </w:rPr>
+        <w:t>7:25–31</w:t>
+      </w:r>
       <w:r>
         <w:rPr>
           <w:lang w:val="hi_IN" w:bidi="hi_IN"/>
         </w:rPr>
         <w:t xml:space="preserve">), पौलुस उन लोगों को प्रोत्साहित करता है जो अविवाहित हैं, अविवाहित रहने के लिए, अविवाहित रहने को दुनिया में मसीह के काम के लिए पूरी तरह समर्पित होने के अवसर के रूप में देखते हैं (देखें </w:t>
       </w:r>
-      <w:hyperlink r:id="rId49">
-        <w:r>
-          <w:rPr>
-            <w:lang w:val="hi_IN" w:bidi="hi_IN"/>
-          </w:rPr>
-          <w:rPr>
-            <w:color w:val="0000EE"/>
-            <w:u w:val="single"/>
-          </w:rPr>
-          <w:t>7:32–35</w:t>
-        </w:r>
-      </w:hyperlink>
+      <w:r>
+        <w:rPr>
+          <w:lang w:val="hi_IN" w:bidi="hi_IN"/>
+        </w:rPr>
+        <w:t>7:32–35</w:t>
+      </w:r>
       <w:r>
         <w:rPr>
           <w:lang w:val="hi_IN" w:bidi="hi_IN"/>
@@ -1544,18 +1286,12 @@
         </w:rPr>
         <w:t xml:space="preserve">प्रभु भोज। यह पत्र प्रभु भोज की प्रारंभिक मसीही समझ और अभ्यास पर महत्वपूर्ण प्रकाश डालता है, जो नए नियम में एकमात्र विस्तारित उपचार प्रदान करता है (अध्याय </w:t>
       </w:r>
-      <w:hyperlink r:id="rId50">
-        <w:r>
-          <w:rPr>
-            <w:lang w:val="hi_IN" w:bidi="hi_IN"/>
-          </w:rPr>
-          <w:rPr>
-            <w:color w:val="0000EE"/>
-            <w:u w:val="single"/>
-          </w:rPr>
-          <w:t>10–11</w:t>
-        </w:r>
-      </w:hyperlink>
+      <w:r>
+        <w:rPr>
+          <w:lang w:val="hi_IN" w:bidi="hi_IN"/>
+        </w:rPr>
+        <w:t>10–11</w:t>
+      </w:r>
       <w:r>
         <w:rPr>
           <w:lang w:val="hi_IN" w:bidi="hi_IN"/>
@@ -1576,41 +1312,29 @@
         </w:rPr>
         <w:t xml:space="preserve">कलीसिया एक देह के रूप में। पौलुस कलीसिया को एक गतिशील, आत्मा-प्रेरित देह के रूप में समझते हैं, जो विभिन्न भागों से बना होता है, जिनमें से प्रत्येक का अपना अनूठा कार्य होता है (अध्याय </w:t>
       </w:r>
-      <w:hyperlink r:id="rId51">
-        <w:r>
-          <w:rPr>
-            <w:lang w:val="hi_IN" w:bidi="hi_IN"/>
-          </w:rPr>
-          <w:rPr>
-            <w:color w:val="0000EE"/>
-            <w:u w:val="single"/>
-          </w:rPr>
-          <w:t>12</w:t>
-        </w:r>
-      </w:hyperlink>
+      <w:r>
+        <w:rPr>
+          <w:lang w:val="hi_IN" w:bidi="hi_IN"/>
+        </w:rPr>
+        <w:t>12</w:t>
+      </w:r>
       <w:r>
         <w:rPr>
           <w:lang w:val="hi_IN" w:bidi="hi_IN"/>
         </w:rPr>
         <w:t xml:space="preserve">, </w:t>
       </w:r>
-      <w:hyperlink r:id="rId52">
-        <w:r>
-          <w:rPr>
-            <w:lang w:val="hi_IN" w:bidi="hi_IN"/>
-          </w:rPr>
-          <w:rPr>
-            <w:color w:val="0000EE"/>
-            <w:u w:val="single"/>
-          </w:rPr>
-          <w:t>14</w:t>
-        </w:r>
-      </w:hyperlink>
-      <w:r>
-        <w:rPr>
-          <w:lang w:val="hi_IN" w:bidi="hi_IN"/>
-        </w:rPr>
-        <w:t>)। मसीही आंदोलन के इन शुरुआती दिनों में, पासवान और आम लोगों के बीच कोई अंतर नहीं है, लेकिन जब मसीही इकट्ठा होते हैं तो अलग-अलग भूमिकाएँ आत्मा के वरदानों की एक पूरक सेवकाई बनाती हैं। प्रत्येक व्यक्ति को देह के निर्माण में भूमिका निभानी होती है, और व्यक्ति अपनी सेवकाई में उन्हें सशक्त बनाने और मार्गदर्शन करने के लिए आत्मा पर निर्भर होते हैं।</w:t>
+      <w:r>
+        <w:rPr>
+          <w:lang w:val="hi_IN" w:bidi="hi_IN"/>
+        </w:rPr>
+        <w:t>14</w:t>
+      </w:r>
+      <w:r>
+        <w:rPr>
+          <w:lang w:val="hi_IN" w:bidi="hi_IN"/>
+        </w:rPr>
+        <w:t>)। मसीही आंदोलन के शुरुआती दिनों में, कलीसिया में मान्यता प्राप्त अगुवे हुआ करते थे। फिर भी, पौलुस ने एक साथ जमा हुए कलीसिया को एक ऐसे समुदाय के रूप में बताया है जिसमें पवित्र आत्मा ने अलग-अलग लोगों को अलग-अलग वरदान दिए थे। इन वरदानों से विश्वासियों को एक-दूसरे की सेवा करने में मदद मिलती थी, जिससे वे मिलकर काम कर पाते थे। कलीसिया रूपी शरीर को मज़बूत बनाने में हर व्यक्ति की भूमिका थी। साथ ही, इस काम के लिए हर व्यक्ति शक्ति और मार्गदर्शन के लिए पवित्र आत्मा पर निर्भर था।</w:t>
       </w:r>
     </w:p>
     <w:p>
@@ -1626,18 +1350,12 @@
         </w:rPr>
         <w:t xml:space="preserve">पुनरुत्थान। नए नियम के लेखनों में, यह पत्र हमें पुनरुत्थान (अध्याय </w:t>
       </w:r>
-      <w:hyperlink r:id="rId24">
-        <w:r>
-          <w:rPr>
-            <w:lang w:val="hi_IN" w:bidi="hi_IN"/>
-          </w:rPr>
-          <w:rPr>
-            <w:color w:val="0000EE"/>
-            <w:u w:val="single"/>
-          </w:rPr>
-          <w:t>15</w:t>
-        </w:r>
-      </w:hyperlink>
+      <w:r>
+        <w:rPr>
+          <w:lang w:val="hi_IN" w:bidi="hi_IN"/>
+        </w:rPr>
+        <w:t>15</w:t>
+      </w:r>
       <w:r>
         <w:rPr>
           <w:lang w:val="hi_IN" w:bidi="hi_IN"/>
